--- a/output_receita_federal/instrucao_normativa_srf/documents/in_srf_4_19990113.docx
+++ b/output_receita_federal/instrucao_normativa_srf/documents/in_srf_4_19990113.docx
@@ -27,7 +27,7 @@
     </w:p>
     <w:p>
       <w:r>
-        <w:t>Parágrafo único. No caso de contribuinte desobrigado da apresentação da Declaração de Ajuste Anual, o pedido de restituição ou compensação será formalizado mediante processo, observado o disposto na Instrução Normativa SRF No 21 de 10 de março de 1997, alterada pela Instrução Normativa SRF No 73, de 15 de setembro de 1997.</w:t>
+        <w:t>Parágrafo único. No caso de contribuinte desobrigado da apresentação da Declaração de Ajuste Anual, o pedido de restituição ou compensação será formalizado mediante processo, observado o disposto na Instrução Normativa SRF nº 21 de 10 de março de 1997, alterada pela Instrução Normativa SRF nº 73, de 15 de setembro de 1997.</w:t>
       </w:r>
     </w:p>
     <w:p>
